--- a/projects/valuepickr-open-screen/docs/KP Green Engineering.docx
+++ b/projects/valuepickr-open-screen/docs/KP Green Engineering.docx
@@ -1071,6 +1071,171 @@
           <w:szCs w:val="18"/>
         </w:rPr>
         <w:t xml:space="preserve">This is independent research and analysis for informational purposes only, not personalized financial or investment advice. Past multi-bagger performance and forum/social sentiment are not indicators of future returns. Do your own due diligence before investing.</w:t>
+      </w:r>
+    </w:p>
+    <w:p/>
+    <w:p>
+      <w:r>
+        <w:rPr>
+          <w:b/>
+          <w:sz w:val="28"/>
+        </w:rPr>
+        <w:t>🔄 RESEARCH UPDATE - 2026-10-05</w:t>
+      </w:r>
+    </w:p>
+    <w:p>
+      <w:r>
+        <w:rPr>
+          <w:b/>
+        </w:rPr>
+        <w:t>📊 Key Metrics:</w:t>
+      </w:r>
+    </w:p>
+    <w:p>
+      <w:pPr>
+        <w:ind w:left="360"/>
+      </w:pPr>
+      <w:r>
+        <w:t xml:space="preserve">  • Company: KP Green Engineering Ltd</w:t>
+      </w:r>
+    </w:p>
+    <w:p>
+      <w:pPr>
+        <w:ind w:left="360"/>
+      </w:pPr>
+      <w:r>
+        <w:t xml:space="preserve">  • Conviction: Not rated</w:t>
+      </w:r>
+    </w:p>
+    <w:p>
+      <w:pPr>
+        <w:ind w:left="360"/>
+      </w:pPr>
+      <w:r>
+        <w:t xml:space="preserve">  • Thesis: 10x-in-2-3-years</w:t>
+      </w:r>
+    </w:p>
+    <w:p>
+      <w:pPr>
+        <w:ind w:left="360"/>
+      </w:pPr>
+      <w:r>
+        <w:t xml:space="preserve">  • 4-Box Score: 2.0</w:t>
+      </w:r>
+    </w:p>
+    <w:p>
+      <w:pPr>
+        <w:ind w:left="360"/>
+      </w:pPr>
+      <w:r>
+        <w:t xml:space="preserve">  • Research Date: 2026-09-26</w:t>
+      </w:r>
+    </w:p>
+    <w:p>
+      <w:pPr>
+        <w:ind w:left="360"/>
+      </w:pPr>
+      <w:r>
+        <w:t xml:space="preserve">  • Red Flag: None</w:t>
+      </w:r>
+    </w:p>
+    <w:p/>
+    <w:p>
+      <w:r>
+        <w:rPr>
+          <w:b/>
+        </w:rPr>
+        <w:t>📝 Verdict:</w:t>
+      </w:r>
+    </w:p>
+    <w:p>
+      <w:pPr>
+        <w:ind w:left="360"/>
+      </w:pPr>
+      <w:r>
+        <w:t>Cheap (~9x), fast-growing (~78%) fabrication business with ~20% margins and an order book - scored 10x-in-2-3-years at Low-Medium conviction, unconfirmed, capped by the fabrication multiple ceiling and KP-group governance context</w:t>
+      </w:r>
+    </w:p>
+    <w:p/>
+    <w:p>
+      <w:r>
+        <w:rPr>
+          <w:b/>
+        </w:rPr>
+        <w:t>📈 Bull Case:</w:t>
+      </w:r>
+    </w:p>
+    <w:p>
+      <w:pPr>
+        <w:ind w:left="360"/>
+      </w:pPr>
+      <w:r>
+        <w:t>Cheap: ~9x earnings / ~1x sales after a ~56% fall, with FY26 revenue +78% and PAT +85%</w:t>
+      </w:r>
+    </w:p>
+    <w:p>
+      <w:pPr>
+        <w:ind w:left="360"/>
+      </w:pPr>
+      <w:r>
+        <w:t>~20% EBITDA margin - strong for fabrication - and a move up the value curve via galvanising</w:t>
+      </w:r>
+    </w:p>
+    <w:p>
+      <w:pPr>
+        <w:ind w:left="360"/>
+      </w:pPr>
+      <w:r>
+        <w:t>Rs 1,831 Cr order book (~1.5x FY26 revenue), incl. a BSNL deal; ~Rs 508 Cr fresh confirmed orders</w:t>
+      </w:r>
+    </w:p>
+    <w:p>
+      <w:pPr>
+        <w:ind w:left="360"/>
+      </w:pPr>
+      <w:r>
+        <w:t>Dual priority-1 theme exposure: fabrication for cap-goods and transmission towers for the grid build-out</w:t>
+      </w:r>
+    </w:p>
+    <w:p/>
+    <w:p>
+      <w:r>
+        <w:rPr>
+          <w:b/>
+        </w:rPr>
+        <w:t>📉 Bear Case:</w:t>
+      </w:r>
+    </w:p>
+    <w:p>
+      <w:pPr>
+        <w:ind w:left="360"/>
+      </w:pPr>
+      <w:r>
+        <w:t>Heavy fabrication rarely re-rates beyond low-teens P/E - a clean 10x needs both a big earnings ramp and sharp multiple expansion</w:t>
+      </w:r>
+    </w:p>
+    <w:p>
+      <w:pPr>
+        <w:ind w:left="360"/>
+      </w:pPr>
+      <w:r>
+        <w:t>~56% one-year drawdown signals real sentiment / execution / group-overhang concern the SME disclosures don't fully explain</w:t>
+      </w:r>
+    </w:p>
+    <w:p>
+      <w:pPr>
+        <w:ind w:left="360"/>
+      </w:pPr>
+      <w:r>
+        <w:t>KP group has multiple listed entities - inter-group order flow, RPTs and capital allocation need scrutiny (no thread to provide it)</w:t>
+      </w:r>
+    </w:p>
+    <w:p>
+      <w:pPr>
+        <w:ind w:left="360"/>
+      </w:pPr>
+      <w:r>
+        <w:t>~20% EBITDA margin carries peak-margin risk; short public track record as a standalone listed entity</w:t>
       </w:r>
     </w:p>
     <w:sectPr>
